--- a/docs/교수님용 - 프로필 페이지 수정 안내.docx
+++ b/docs/교수님용 - 프로필 페이지 수정 안내.docx
@@ -112,7 +112,7 @@
     <w:p>
       <w:pPr>
         <w:shd w:val="clear" w:color="auto" w:fill="EEF5EE"/>
-        <w:divId w:val="302349402"/>
+        <w:divId w:val="156268492"/>
         <w:rPr>
           <w:rFonts w:ascii="맑은 고딕" w:eastAsia="맑은 고딕" w:hAnsi="맑은 고딕" w:hint="eastAsia"/>
           <w:color w:val="222222"/>
@@ -1361,7 +1361,7 @@
     <w:p>
       <w:pPr>
         <w:pStyle w:val="a3"/>
-        <w:divId w:val="2131899962"/>
+        <w:divId w:val="606232666"/>
         <w:rPr>
           <w:rFonts w:ascii="맑은 고딕" w:eastAsia="맑은 고딕" w:hAnsi="맑은 고딕" w:hint="eastAsia"/>
           <w:color w:val="222222"/>
@@ -1439,7 +1439,7 @@
       <w:pPr>
         <w:pStyle w:val="small"/>
         <w:spacing w:after="100" w:afterAutospacing="1"/>
-        <w:divId w:val="2131899962"/>
+        <w:divId w:val="606232666"/>
         <w:rPr>
           <w:rFonts w:ascii="맑은 고딕" w:eastAsia="맑은 고딕" w:hAnsi="맑은 고딕" w:hint="eastAsia"/>
         </w:rPr>
@@ -1544,7 +1544,7 @@
     <w:p>
       <w:pPr>
         <w:pStyle w:val="a3"/>
-        <w:divId w:val="1474834088"/>
+        <w:divId w:val="311057364"/>
         <w:rPr>
           <w:rFonts w:ascii="맑은 고딕" w:eastAsia="맑은 고딕" w:hAnsi="맑은 고딕" w:hint="eastAsia"/>
           <w:color w:val="222222"/>
@@ -1737,7 +1737,7 @@
     <w:p>
       <w:pPr>
         <w:pStyle w:val="a3"/>
-        <w:divId w:val="176893226"/>
+        <w:divId w:val="1861432448"/>
         <w:rPr>
           <w:rFonts w:ascii="맑은 고딕" w:eastAsia="맑은 고딕" w:hAnsi="맑은 고딕" w:hint="eastAsia"/>
           <w:color w:val="222222"/>
@@ -1917,7 +1917,7 @@
       <w:pPr>
         <w:pStyle w:val="small"/>
         <w:spacing w:after="100" w:afterAutospacing="1"/>
-        <w:divId w:val="176893226"/>
+        <w:divId w:val="1861432448"/>
         <w:rPr>
           <w:rFonts w:ascii="맑은 고딕" w:eastAsia="맑은 고딕" w:hAnsi="맑은 고딕" w:hint="eastAsia"/>
         </w:rPr>
@@ -2046,7 +2046,7 @@
     <w:p>
       <w:pPr>
         <w:pStyle w:val="a3"/>
-        <w:divId w:val="1026907496"/>
+        <w:divId w:val="729117704"/>
         <w:rPr>
           <w:rFonts w:ascii="맑은 고딕" w:eastAsia="맑은 고딕" w:hAnsi="맑은 고딕" w:hint="eastAsia"/>
           <w:color w:val="222222"/>
@@ -2197,7 +2197,7 @@
     <w:p>
       <w:pPr>
         <w:pStyle w:val="a3"/>
-        <w:divId w:val="311058179"/>
+        <w:divId w:val="2085830667"/>
         <w:rPr>
           <w:rFonts w:ascii="맑은 고딕" w:eastAsia="맑은 고딕" w:hAnsi="맑은 고딕" w:hint="eastAsia"/>
           <w:color w:val="222222"/>
@@ -2447,7 +2447,7 @@
       <w:pPr>
         <w:pStyle w:val="small"/>
         <w:spacing w:after="100" w:afterAutospacing="1"/>
-        <w:divId w:val="311058179"/>
+        <w:divId w:val="2085830667"/>
         <w:rPr>
           <w:rFonts w:ascii="맑은 고딕" w:eastAsia="맑은 고딕" w:hAnsi="맑은 고딕" w:hint="eastAsia"/>
         </w:rPr>
@@ -2588,7 +2588,7 @@
     <w:p>
       <w:pPr>
         <w:shd w:val="clear" w:color="auto" w:fill="EEF5EE"/>
-        <w:divId w:val="390735301"/>
+        <w:divId w:val="329138816"/>
         <w:rPr>
           <w:rFonts w:ascii="맑은 고딕" w:eastAsia="맑은 고딕" w:hAnsi="맑은 고딕" w:hint="eastAsia"/>
           <w:color w:val="222222"/>
@@ -7874,7 +7874,7 @@
       <w:pPr>
         <w:shd w:val="clear" w:color="auto" w:fill="FFF7ED"/>
         <w:spacing w:before="210" w:after="210"/>
-        <w:divId w:val="1457410965"/>
+        <w:divId w:val="588537917"/>
         <w:rPr>
           <w:rFonts w:ascii="맑은 고딕" w:eastAsia="맑은 고딕" w:hAnsi="맑은 고딕" w:hint="eastAsia"/>
           <w:color w:val="222222"/>
@@ -8260,7 +8260,7 @@
       <w:pPr>
         <w:shd w:val="clear" w:color="auto" w:fill="EEF5EE"/>
         <w:spacing w:before="210" w:after="210"/>
-        <w:divId w:val="512114748"/>
+        <w:divId w:val="948851803"/>
         <w:rPr>
           <w:rFonts w:ascii="맑은 고딕" w:eastAsia="맑은 고딕" w:hAnsi="맑은 고딕" w:hint="eastAsia"/>
           <w:color w:val="222222"/>
@@ -12052,9 +12052,9 @@
 <file path=word/numbering.xml><?xml version="1.0" encoding="utf-8"?>
 <w:numbering xmlns:wpc="http://schemas.microsoft.com/office/word/2010/wordprocessingCanvas" xmlns:cx="http://schemas.microsoft.com/office/drawing/2014/chartex" xmlns:cx1="http://schemas.microsoft.com/office/drawing/2015/9/8/chartex" xmlns:cx2="http://schemas.microsoft.com/office/drawing/2015/10/21/chartex" xmlns:cx3="http://schemas.microsoft.com/office/drawing/2016/5/9/chartex" xmlns:cx4="http://schemas.microsoft.com/office/drawing/2016/5/10/chartex" xmlns:cx5="http://schemas.microsoft.com/office/drawing/2016/5/11/chartex" xmlns:cx6="http://schemas.microsoft.com/office/drawing/2016/5/12/chartex" xmlns:cx7="http://schemas.microsoft.com/office/drawing/2016/5/13/chartex" xmlns:cx8="http://schemas.microsoft.com/office/drawing/2016/5/14/chartex" xmlns:mc="http://schemas.openxmlformats.org/markup-compatibility/2006" xmlns:aink="http://schemas.microsoft.com/office/drawing/2016/ink" xmlns:am3d="http://schemas.microsoft.com/office/drawing/2017/model3d" xmlns:o="urn:schemas-microsoft-com:office:office" xmlns:oel="http://schemas.microsoft.com/office/2019/extlst" xmlns:r="http://schemas.openxmlformats.org/officeDocument/2006/relationships" xmlns:m="http://schemas.openxmlformats.org/officeDocument/2006/math" xmlns:v="urn:schemas-microsoft-com:vml" xmlns:wp14="http://schemas.microsoft.com/office/word/2010/wordprocessingDrawing" xmlns:wp="http://schemas.openxmlformats.org/drawingml/2006/wordprocessingDrawing" xmlns:w10="urn:schemas-microsoft-com:office:word" xmlns:w="http://schemas.openxmlformats.org/wordprocessingml/2006/main" xmlns:w14="http://schemas.microsoft.com/office/word/2010/wordml" xmlns:w15="http://schemas.microsoft.com/office/word/2012/wordml" xmlns:w16cei="http://schemas.microsoft.com/office/word/2026/wordml/cei" xmlns:w16cex="http://schemas.microsoft.com/office/word/2018/wordml/cex" xmlns:w16cid="http://schemas.microsoft.com/office/word/2016/wordml/cid" xmlns:w16="http://schemas.microsoft.com/office/word/2018/wordml" xmlns:w16du="http://schemas.microsoft.com/office/word/2023/wordml/word16du" xmlns:w16sdtdh="http://schemas.microsoft.com/office/word/2020/wordml/sdtdatahash" xmlns:w16sdtfl="http://schemas.microsoft.com/office/word/2024/wordml/sdtformatlock" xmlns:w16se="http://schemas.microsoft.com/office/word/2015/wordml/symex" xmlns:wpg="http://schemas.microsoft.com/office/word/2010/wordprocessingGroup" xmlns:wpi="http://schemas.microsoft.com/office/word/2010/wordprocessingInk" xmlns:wne="http://schemas.microsoft.com/office/word/2006/wordml" xmlns:wps="http://schemas.microsoft.com/office/word/2010/wordprocessingShape" mc:Ignorable="w14 w15 w16se w16cid w16 w16cex w16sdtdh w16sdtfl w16du wp14">
   <w:abstractNum w:abstractNumId="0" w15:restartNumberingAfterBreak="0">
-    <w:nsid w:val="252C4ECB"/>
+    <w:nsid w:val="02B048F2"/>
     <w:multiLevelType w:val="multilevel"/>
-    <w:tmpl w:val="327A008C"/>
+    <w:tmpl w:val="5930FAA8"/>
     <w:lvl w:ilvl="0">
       <w:start w:val="1"/>
       <w:numFmt w:val="decimal"/>
@@ -12165,9 +12165,9 @@
     </w:lvl>
   </w:abstractNum>
   <w:abstractNum w:abstractNumId="1" w15:restartNumberingAfterBreak="0">
-    <w:nsid w:val="53134D7D"/>
+    <w:nsid w:val="4E80536A"/>
     <w:multiLevelType w:val="multilevel"/>
-    <w:tmpl w:val="EA80D6B2"/>
+    <w:tmpl w:val="ACA25F50"/>
     <w:lvl w:ilvl="0">
       <w:start w:val="1"/>
       <w:numFmt w:val="decimal"/>
@@ -12277,10 +12277,10 @@
       </w:pPr>
     </w:lvl>
   </w:abstractNum>
-  <w:num w:numId="1" w16cid:durableId="1009134904">
+  <w:num w:numId="1" w16cid:durableId="1357850650">
     <w:abstractNumId w:val="0"/>
   </w:num>
-  <w:num w:numId="2" w16cid:durableId="2112776038">
+  <w:num w:numId="2" w16cid:durableId="157306375">
     <w:abstractNumId w:val="1"/>
   </w:num>
 </w:numbering>
@@ -13001,7 +13001,7 @@
     <w:link w:val="Char"/>
     <w:uiPriority w:val="99"/>
     <w:unhideWhenUsed/>
-    <w:rsid w:val="009B5977"/>
+    <w:rsid w:val="00E03CBF"/>
     <w:pPr>
       <w:tabs>
         <w:tab w:val="center" w:pos="4513"/>
@@ -13015,7 +13015,7 @@
     <w:basedOn w:val="a0"/>
     <w:link w:val="a4"/>
     <w:uiPriority w:val="99"/>
-    <w:rsid w:val="009B5977"/>
+    <w:rsid w:val="00E03CBF"/>
     <w:rPr>
       <w:rFonts w:ascii="굴림" w:eastAsia="굴림" w:hAnsi="굴림" w:cs="굴림"/>
       <w:sz w:val="24"/>
@@ -13028,7 +13028,7 @@
     <w:link w:val="Char0"/>
     <w:uiPriority w:val="99"/>
     <w:unhideWhenUsed/>
-    <w:rsid w:val="009B5977"/>
+    <w:rsid w:val="00E03CBF"/>
     <w:pPr>
       <w:tabs>
         <w:tab w:val="center" w:pos="4513"/>
@@ -13042,7 +13042,7 @@
     <w:basedOn w:val="a0"/>
     <w:link w:val="a5"/>
     <w:uiPriority w:val="99"/>
-    <w:rsid w:val="009B5977"/>
+    <w:rsid w:val="00E03CBF"/>
     <w:rPr>
       <w:rFonts w:ascii="굴림" w:eastAsia="굴림" w:hAnsi="굴림" w:cs="굴림"/>
       <w:sz w:val="24"/>
